--- a/Project Rooms/Operating Agreements/sources/Jeff Watson/Simplified OA Accepted Build Copy - 25-06-25 SELL_YOUR_HOME_LLC Simplified with Summary with Jeff Watson tracked edits.docx
+++ b/Project Rooms/Operating Agreements/sources/Jeff Watson/Simplified OA Accepted Build Copy - 25-06-25 SELL_YOUR_HOME_LLC Simplified with Summary with Jeff Watson tracked edits.docx
@@ -6358,7 +6358,7 @@
         <w:rPr>
           <w:color w:val="0070C0"/>
         </w:rPr>
-        <w:t xml:space="preserve">The Mangager </w:t>
+        <w:t xml:space="preserve">The Manager </w:t>
       </w:r>
       <w:r>
         <w:rPr>
@@ -25835,15 +25835,6 @@
 </file>
 
 <file path=customXml/item1.xml><?xml version="1.0" encoding="utf-8"?>
-<?mso-contentType ?>
-<FormTemplates xmlns="http://schemas.microsoft.com/sharepoint/v3/contenttype/forms">
-  <Display>DocumentLibraryForm</Display>
-  <Edit>DocumentLibraryForm</Edit>
-  <New>DocumentLibraryForm</New>
-</FormTemplates>
-</file>
-
-<file path=customXml/item2.xml><?xml version="1.0" encoding="utf-8"?>
 <ct:contentTypeSchema xmlns:ct="http://schemas.microsoft.com/office/2006/metadata/contentType" xmlns:ma="http://schemas.microsoft.com/office/2006/metadata/properties/metaAttributes" ct:_="" ma:_="" ma:contentTypeName="Document" ma:contentTypeID="0x010100DDC7FDB1C8256C4EA4678CC05D188078" ma:contentTypeVersion="20" ma:contentTypeDescription="Create a new document." ma:contentTypeScope="" ma:versionID="2a9650d830cc67299a1a440994d8139a">
   <xsd:schema xmlns:xsd="http://www.w3.org/2001/XMLSchema" xmlns:xs="http://www.w3.org/2001/XMLSchema" xmlns:p="http://schemas.microsoft.com/office/2006/metadata/properties" xmlns:ns2="ab9fedca-001d-4cc9-b244-d9c3be5a27d3" xmlns:ns3="42cc25d9-27fe-4f07-accb-ded05ec47eee" targetNamespace="http://schemas.microsoft.com/office/2006/metadata/properties" ma:root="true" ma:fieldsID="b7be75ccca685a650eabb79854d6018f" ns2:_="" ns3:_="">
     <xsd:import namespace="ab9fedca-001d-4cc9-b244-d9c3be5a27d3"/>
@@ -26110,11 +26101,16 @@
 </ct:contentTypeSchema>
 </file>
 
-<file path=customXml/item3.xml><?xml version="1.0" encoding="utf-8"?>
-<b:Sources xmlns:b="http://schemas.openxmlformats.org/officeDocument/2006/bibliography" xmlns="http://schemas.openxmlformats.org/officeDocument/2006/bibliography" SelectedStyle="/APA.XSL" StyleName="APA"/>
+<file path=customXml/item2.xml><?xml version="1.0" encoding="utf-8"?>
+<?mso-contentType ?>
+<FormTemplates xmlns="http://schemas.microsoft.com/sharepoint/v3/contenttype/forms">
+  <Display>DocumentLibraryForm</Display>
+  <Edit>DocumentLibraryForm</Edit>
+  <New>DocumentLibraryForm</New>
+</FormTemplates>
 </file>
 
-<file path=customXml/item4.xml><?xml version="1.0" encoding="utf-8"?>
+<file path=customXml/item3.xml><?xml version="1.0" encoding="utf-8"?>
 <p:properties xmlns:p="http://schemas.microsoft.com/office/2006/metadata/properties" xmlns:xsi="http://www.w3.org/2001/XMLSchema-instance" xmlns:pc="http://schemas.microsoft.com/office/infopath/2007/PartnerControls">
   <documentManagement>
     <TaxCatchAll xmlns="42cc25d9-27fe-4f07-accb-ded05ec47eee" xsi:nil="true"/>
@@ -26126,15 +26122,11 @@
 </p:properties>
 </file>
 
-<file path=customXml/itemProps1.xml><?xml version="1.0" encoding="utf-8"?>
-<ds:datastoreItem xmlns:ds="http://schemas.openxmlformats.org/officeDocument/2006/customXml" ds:itemID="{8FB87CE3-B469-4182-AEDE-9227E391BD91}">
-  <ds:schemaRefs>
-    <ds:schemaRef ds:uri="http://schemas.microsoft.com/sharepoint/v3/contenttype/forms"/>
-  </ds:schemaRefs>
-</ds:datastoreItem>
+<file path=customXml/item4.xml><?xml version="1.0" encoding="utf-8"?>
+<b:Sources xmlns:b="http://schemas.openxmlformats.org/officeDocument/2006/bibliography" xmlns="http://schemas.openxmlformats.org/officeDocument/2006/bibliography" SelectedStyle="/APA.XSL" StyleName="APA"/>
 </file>
 
-<file path=customXml/itemProps2.xml><?xml version="1.0" encoding="utf-8"?>
+<file path=customXml/itemProps1.xml><?xml version="1.0" encoding="utf-8"?>
 <ds:datastoreItem xmlns:ds="http://schemas.openxmlformats.org/officeDocument/2006/customXml" ds:itemID="{E1A392CF-E3E2-49C9-9EED-3BECD1E5A0F6}">
   <ds:schemaRefs>
     <ds:schemaRef ds:uri="http://schemas.microsoft.com/office/2006/metadata/contentType"/>
@@ -26153,15 +26145,15 @@
 </ds:datastoreItem>
 </file>
 
-<file path=customXml/itemProps3.xml><?xml version="1.0" encoding="utf-8"?>
-<ds:datastoreItem xmlns:ds="http://schemas.openxmlformats.org/officeDocument/2006/customXml" ds:itemID="{EF278816-EC6F-A645-907D-7F25AECB1D4A}">
+<file path=customXml/itemProps2.xml><?xml version="1.0" encoding="utf-8"?>
+<ds:datastoreItem xmlns:ds="http://schemas.openxmlformats.org/officeDocument/2006/customXml" ds:itemID="{8FB87CE3-B469-4182-AEDE-9227E391BD91}">
   <ds:schemaRefs>
-    <ds:schemaRef ds:uri="http://schemas.openxmlformats.org/officeDocument/2006/bibliography"/>
+    <ds:schemaRef ds:uri="http://schemas.microsoft.com/sharepoint/v3/contenttype/forms"/>
   </ds:schemaRefs>
 </ds:datastoreItem>
 </file>
 
-<file path=customXml/itemProps4.xml><?xml version="1.0" encoding="utf-8"?>
+<file path=customXml/itemProps3.xml><?xml version="1.0" encoding="utf-8"?>
 <ds:datastoreItem xmlns:ds="http://schemas.openxmlformats.org/officeDocument/2006/customXml" ds:itemID="{7B319A58-F8E2-4C19-94CA-2C6944BB395B}">
   <ds:schemaRefs>
     <ds:schemaRef ds:uri="http://schemas.microsoft.com/office/2006/metadata/properties"/>
@@ -26170,4 +26162,12 @@
     <ds:schemaRef ds:uri="ab9fedca-001d-4cc9-b244-d9c3be5a27d3"/>
   </ds:schemaRefs>
 </ds:datastoreItem>
+</file>
+
+<file path=customXml/itemProps4.xml><?xml version="1.0" encoding="utf-8"?>
+<ds:datastoreItem xmlns:ds="http://schemas.openxmlformats.org/officeDocument/2006/customXml" ds:itemID="{EF278816-EC6F-A645-907D-7F25AECB1D4A}">
+  <ds:schemaRefs>
+    <ds:schemaRef ds:uri="http://schemas.openxmlformats.org/officeDocument/2006/bibliography"/>
+  </ds:schemaRefs>
+</ds:datastoreItem>
 </file>